--- a/연구계획서_충전리플맵_20260921.docx
+++ b/연구계획서_충전리플맵_20260921.docx
@@ -792,7 +792,7 @@
                 <w:rFonts w:ascii="Noto Sans CJK KR" w:hAnsi="Noto Sans CJK KR" w:eastAsia="Noto Sans CJK KR"/>
                 <w:sz w:val="17"/>
               </w:rPr>
-              <w:t>dataansimcodev10.zip</w:t>
+              <w:t>dataansimbundle.py</w:t>
             </w:r>
           </w:p>
         </w:tc>
@@ -809,7 +809,7 @@
                 <w:rFonts w:ascii="Noto Sans CJK KR" w:hAnsi="Noto Sans CJK KR" w:eastAsia="Noto Sans CJK KR"/>
                 <w:sz w:val="17"/>
               </w:rPr>
-              <w:t>분석 실행 코드(Python 18개 모듈), 설정 템플릿(JSON), README, requirements.txt (22개 파일, 약 114KB). SHA-256은 신청서에 별도 기재</w:t>
+              <w:t>분석 실행 코드 전체(Python 18개 모듈)와 설정 템플릿·README·requirements의 원문을 한 파일에 담은 자체 풀기 파일(약 300KB). 반입 형식 제한(.py·.csv·.txt·폰트)에 맞춘 것으로, 센터에서 실행하면 dataansim/ 폴더에 풀리고 SHA-256으로 검증한다</w:t>
             </w:r>
           </w:p>
         </w:tc>
@@ -826,7 +826,7 @@
                 <w:rFonts w:ascii="Noto Sans CJK KR" w:hAnsi="Noto Sans CJK KR" w:eastAsia="Noto Sans CJK KR"/>
                 <w:sz w:val="17"/>
               </w:rPr>
-              <w:t>참가팀이 직접 작성한 코드. 개인정보·원자료·인증정보를 포함하지 않는다</w:t>
+              <w:t>참가팀이 직접 작성한 코드. 개인정보·원자료·인증정보를 포함하지 않으며, 파일 쓰기 외의 동작(네트워크·실행·삭제)이 없다. SHA-256은 신청서에 별도 기재</w:t>
             </w:r>
           </w:p>
         </w:tc>
@@ -1112,7 +1112,7 @@
           <w:b w:val="0"/>
           <w:sz w:val="20"/>
         </w:rPr>
-        <w:t>분석 코드는 표준 라이브러리와 pandas, numpy, scikit-learn, matplotlib만을 필수로 사용한다. scipy, ruptures, EconML이 분석 서버에 없는 경우를 대비해 각 기능에 동등한 내장 대체 경로를 구현해 두었으므로, 추가 패키지 설치 없이도 전체 분석을 완료할 수 있다. 반입 규정(최대 10개 파일·총 50MB, 코드는 zip·데이터는 CSV, 파일명은 영문·숫자만)에 맞춰 코드 zip 1개, 데이터 CSV 6개, 선택 폰트 1개로 최대 8개이며 수도권으로 필터링해 용량을 줄인다.</w:t>
+        <w:t>분석 코드는 표준 라이브러리와 pandas, numpy, scikit-learn, matplotlib만을 필수로 사용한다. scipy, ruptures, EconML이 분석 서버에 없는 경우를 대비해 각 기능에 동등한 내장 대체 경로를 구현해 두었으므로, 추가 패키지 설치 없이도 전체 분석을 완료할 수 있다. 반입 규정(최대 10개 파일·총 50MB, 반입 가능 형식 .py·.csv·.txt·폰트, 파일명은 영문·숫자만)에 맞춰 코드 파일 1개, 데이터 CSV 6개, 선택 폰트 1개로 최대 8개이며 수도권으로 필터링해 용량을 줄인다.</w:t>
       </w:r>
     </w:p>
     <w:p>
